--- a/tests/fixtures/pdf/layout.docx
+++ b/tests/fixtures/pdf/layout.docx
@@ -14321,6 +14321,14 @@
     <w:tblStylePr w:type="wholeTable">
       <w:tblPr/>
     </w:tblStylePr>
+  </w:style>
+  <w:style w:type="paragraph" w:customStyle="1" w:styleId="SCLFigureCaption">
+    <w:name w:val="SCL Figure Caption"/>
+    <w:basedOn w:val="TableHeading"/>
+    <w:qFormat/>
+    <w:pPr>
+      <w:spacing w:line="240" w:lineRule="auto" w:after="113"/>
+    </w:pPr>
   </w:style>
 </w:styles>
 </file>

--- a/tests/fixtures/pdf/layout.docx
+++ b/tests/fixtures/pdf/layout.docx
@@ -14329,6 +14329,18 @@
     <w:pPr>
       <w:spacing w:line="240" w:lineRule="auto" w:after="113"/>
     </w:pPr>
+  </w:style>
+  <w:style w:type="paragraph" w:customStyle="1" w:styleId="SCLFormula">
+    <w:name w:val="SCL Formula"/>
+    <w:basedOn w:val="SCLParagraph"/>
+    <w:pPr>
+      <w:ind w:firstLine="0"/>
+      <w:jc w:val="left"/>
+    </w:pPr>
+    <w:rPr>
+      <w:rFonts w:ascii="Noto Serif" w:hAnsi="Noto Serif"/>
+      <w:sz w:val="16"/>
+    </w:rPr>
   </w:style>
 </w:styles>
 </file>
